--- a/БЛПС_ЛР3.docx
+++ b/БЛПС_ЛР3.docx
@@ -1,6 +1,6 @@
 
 <file path=word/document.xml><?xml version="1.0" encoding="utf-8"?>
-<w:document xmlns:wpc="http://schemas.microsoft.com/office/word/2010/wordprocessingCanvas" xmlns:cx="http://schemas.microsoft.com/office/drawing/2014/chartex" xmlns:cx1="http://schemas.microsoft.com/office/drawing/2015/9/8/chartex" xmlns:cx2="http://schemas.microsoft.com/office/drawing/2015/10/21/chartex" xmlns:cx3="http://schemas.microsoft.com/office/drawing/2016/5/9/chartex" xmlns:cx4="http://schemas.microsoft.com/office/drawing/2016/5/10/chartex" xmlns:cx5="http://schemas.microsoft.com/office/drawing/2016/5/11/chartex" xmlns:cx6="http://schemas.microsoft.com/office/drawing/2016/5/12/chartex" xmlns:cx7="http://schemas.microsoft.com/office/drawing/2016/5/13/chartex" xmlns:cx8="http://schemas.microsoft.com/office/drawing/2016/5/14/chartex" xmlns:mc="http://schemas.openxmlformats.org/markup-compatibility/2006" xmlns:aink="http://schemas.microsoft.com/office/drawing/2016/ink" xmlns:am3d="http://schemas.microsoft.com/office/drawing/2017/model3d" xmlns:o="urn:schemas-microsoft-com:office:office" xmlns:oel="http://schemas.microsoft.com/office/2019/extlst" xmlns:r="http://schemas.openxmlformats.org/officeDocument/2006/relationships" xmlns:m="http://schemas.openxmlformats.org/officeDocument/2006/math" xmlns:v="urn:schemas-microsoft-com:vml" xmlns:wp14="http://schemas.microsoft.com/office/word/2010/wordprocessingDrawing" xmlns:wp="http://schemas.openxmlformats.org/drawingml/2006/wordprocessingDrawing" xmlns:w10="urn:schemas-microsoft-com:office:word" xmlns:w="http://schemas.openxmlformats.org/wordprocessingml/2006/main" xmlns:w14="http://schemas.microsoft.com/office/word/2010/wordml" xmlns:w15="http://schemas.microsoft.com/office/word/2012/wordml" xmlns:w16cex="http://schemas.microsoft.com/office/word/2018/wordml/cex" xmlns:w16cid="http://schemas.microsoft.com/office/word/2016/wordml/cid" xmlns:w16="http://schemas.microsoft.com/office/word/2018/wordml" xmlns:w16du="http://schemas.microsoft.com/office/word/2023/wordml/word16du" xmlns:w16sdtdh="http://schemas.microsoft.com/office/word/2020/wordml/sdtdatahash" xmlns:w16sdtfl="http://schemas.microsoft.com/office/word/2024/wordml/sdtformatlock" xmlns:w16se="http://schemas.microsoft.com/office/word/2015/wordml/symex" xmlns:wpg="http://schemas.microsoft.com/office/word/2010/wordprocessingGroup" xmlns:wpi="http://schemas.microsoft.com/office/word/2010/wordprocessingInk" xmlns:wne="http://schemas.microsoft.com/office/word/2006/wordml" xmlns:wps="http://schemas.microsoft.com/office/word/2010/wordprocessingShape" mc:Ignorable="w14 w15 w16se w16cid w16 w16cex w16sdtdh w16sdtfl w16du wp14">
+<w:document xmlns:wpc="http://schemas.microsoft.com/office/word/2010/wordprocessingCanvas" xmlns:cx="http://schemas.microsoft.com/office/drawing/2014/chartex" xmlns:cx1="http://schemas.microsoft.com/office/drawing/2015/9/8/chartex" xmlns:cx2="http://schemas.microsoft.com/office/drawing/2015/10/21/chartex" xmlns:cx3="http://schemas.microsoft.com/office/drawing/2016/5/9/chartex" xmlns:cx4="http://schemas.microsoft.com/office/drawing/2016/5/10/chartex" xmlns:cx5="http://schemas.microsoft.com/office/drawing/2016/5/11/chartex" xmlns:cx6="http://schemas.microsoft.com/office/drawing/2016/5/12/chartex" xmlns:cx7="http://schemas.microsoft.com/office/drawing/2016/5/13/chartex" xmlns:cx8="http://schemas.microsoft.com/office/drawing/2016/5/14/chartex" xmlns:mc="http://schemas.openxmlformats.org/markup-compatibility/2006" xmlns:m="http://schemas.openxmlformats.org/officeDocument/2006/math" xmlns:aink="http://schemas.microsoft.com/office/drawing/2016/ink" xmlns:am3d="http://schemas.microsoft.com/office/drawing/2017/model3d" xmlns:oel="http://schemas.microsoft.com/office/2019/extlst" xmlns:r="http://schemas.openxmlformats.org/officeDocument/2006/relationships" xmlns:wp14="http://schemas.microsoft.com/office/word/2010/wordprocessingDrawing" xmlns:wp="http://schemas.openxmlformats.org/drawingml/2006/wordprocessingDrawing" xmlns:wpg="http://schemas.microsoft.com/office/word/2010/wordprocessingGroup" xmlns:wpi="http://schemas.microsoft.com/office/word/2010/wordprocessingInk" xmlns:wps="http://schemas.microsoft.com/office/word/2010/wordprocessingShape" xmlns:o="urn:schemas-microsoft-com:office:office" xmlns:v="urn:schemas-microsoft-com:vml" xmlns:w10="urn:schemas-microsoft-com:office:word" xmlns:w="http://schemas.openxmlformats.org/wordprocessingml/2006/main" xmlns:w14="http://schemas.microsoft.com/office/word/2010/wordml" xmlns:w15="http://schemas.microsoft.com/office/word/2012/wordml" xmlns:w16cex="http://schemas.microsoft.com/office/word/2018/wordml/cex" xmlns:w16cid="http://schemas.microsoft.com/office/word/2016/wordml/cid" xmlns:w16="http://schemas.microsoft.com/office/word/2018/wordml" xmlns:w16sdtdh="http://schemas.microsoft.com/office/word/2020/wordml/sdtdatahash" xmlns:w16sdtfl="http://schemas.microsoft.com/office/word/2024/wordml/sdtformatlock" xmlns:w16se="http://schemas.microsoft.com/office/word/2015/wordml/symex" xmlns:w16du="http://schemas.microsoft.com/office/word/2023/wordml/word16du" xmlns:wne="http://schemas.microsoft.com/office/word/2006/wordml" mc:Ignorable="w14 w15 w16se w16cid w16 w16cex w16sdtdh w16sdtfl w16du wp14">
   <w:body>
     <w:p>
       <w:pPr>
@@ -1171,12 +1171,59 @@
         </w:rPr>
         <w:t>Модель потока управления</w:t>
       </w:r>
+      <w:r>
+        <w:rPr>
+          <w:noProof/>
+          <w:lang w:val="ru-RU"/>
+        </w:rPr>
+        <w:drawing>
+          <wp:inline distT="0" distB="0" distL="0" distR="0" wp14:anchorId="12608529" wp14:editId="7A3944DE">
+            <wp:extent cx="5943600" cy="848360"/>
+            <wp:effectExtent l="0" t="0" r="0" b="2540"/>
+            <wp:docPr id="1996281077" name="Graphic 1"/>
+            <wp:cNvGraphicFramePr>
+              <a:graphicFrameLocks xmlns:a="http://schemas.openxmlformats.org/drawingml/2006/main" noChangeAspect="1"/>
+            </wp:cNvGraphicFramePr>
+            <a:graphic xmlns:a="http://schemas.openxmlformats.org/drawingml/2006/main">
+              <a:graphicData uri="http://schemas.openxmlformats.org/drawingml/2006/picture">
+                <pic:pic xmlns:pic="http://schemas.openxmlformats.org/drawingml/2006/picture">
+                  <pic:nvPicPr>
+                    <pic:cNvPr id="1996281077" name="Graphic 1996281077"/>
+                    <pic:cNvPicPr/>
+                  </pic:nvPicPr>
+                  <pic:blipFill>
+                    <a:blip r:embed="rId5">
+                      <a:extLst>
+                        <a:ext uri="{96DAC541-7B7A-43D3-8B79-37D633B846F1}">
+                          <asvg:svgBlip xmlns:asvg="http://schemas.microsoft.com/office/drawing/2016/SVG/main" r:embed="rId6"/>
+                        </a:ext>
+                      </a:extLst>
+                    </a:blip>
+                    <a:stretch>
+                      <a:fillRect/>
+                    </a:stretch>
+                  </pic:blipFill>
+                  <pic:spPr>
+                    <a:xfrm>
+                      <a:off x="0" y="0"/>
+                      <a:ext cx="5943600" cy="848360"/>
+                    </a:xfrm>
+                    <a:prstGeom prst="rect">
+                      <a:avLst/>
+                    </a:prstGeom>
+                  </pic:spPr>
+                </pic:pic>
+              </a:graphicData>
+            </a:graphic>
+          </wp:inline>
+        </w:drawing>
+      </w:r>
     </w:p>
     <w:p>
       <w:pPr>
         <w:pStyle w:val="Heading1"/>
         <w:rPr>
-          <w:lang w:val="en-US"/>
+          <w:lang w:val="ru-RU"/>
         </w:rPr>
       </w:pPr>
       <w:r>
@@ -1213,7 +1260,7 @@
                     <pic:cNvPicPr/>
                   </pic:nvPicPr>
                   <pic:blipFill>
-                    <a:blip r:embed="rId5"/>
+                    <a:blip r:embed="rId7"/>
                     <a:stretch>
                       <a:fillRect/>
                     </a:stretch>
@@ -1262,7 +1309,7 @@
                     <pic:cNvPicPr/>
                   </pic:nvPicPr>
                   <pic:blipFill>
-                    <a:blip r:embed="rId6"/>
+                    <a:blip r:embed="rId8"/>
                     <a:stretch>
                       <a:fillRect/>
                     </a:stretch>
@@ -1310,7 +1357,7 @@
                     <pic:cNvPicPr/>
                   </pic:nvPicPr>
                   <pic:blipFill>
-                    <a:blip r:embed="rId7"/>
+                    <a:blip r:embed="rId9"/>
                     <a:stretch>
                       <a:fillRect/>
                     </a:stretch>
@@ -1358,7 +1405,7 @@
                     <pic:cNvPicPr/>
                   </pic:nvPicPr>
                   <pic:blipFill>
-                    <a:blip r:embed="rId8"/>
+                    <a:blip r:embed="rId10"/>
                     <a:stretch>
                       <a:fillRect/>
                     </a:stretch>
@@ -1407,7 +1454,7 @@
                     <pic:cNvPicPr/>
                   </pic:nvPicPr>
                   <pic:blipFill>
-                    <a:blip r:embed="rId9"/>
+                    <a:blip r:embed="rId11"/>
                     <a:stretch>
                       <a:fillRect/>
                     </a:stretch>
@@ -1454,7 +1501,7 @@
                     <pic:cNvPicPr/>
                   </pic:nvPicPr>
                   <pic:blipFill>
-                    <a:blip r:embed="rId10"/>
+                    <a:blip r:embed="rId12"/>
                     <a:stretch>
                       <a:fillRect/>
                     </a:stretch>
@@ -1502,7 +1549,7 @@
                     <pic:cNvPicPr/>
                   </pic:nvPicPr>
                   <pic:blipFill>
-                    <a:blip r:embed="rId11"/>
+                    <a:blip r:embed="rId13"/>
                     <a:stretch>
                       <a:fillRect/>
                     </a:stretch>
@@ -1551,16 +1598,17 @@
       </w:r>
     </w:p>
     <w:p>
-      <w:r>
-        <w:rPr>
-          <w:noProof/>
-          <w:lang w:val="en-GB"/>
-        </w:rPr>
+      <w:pPr>
+        <w:rPr>
+          <w:lang w:val="en-US"/>
+        </w:rPr>
+      </w:pPr>
+      <w:r>
         <w:drawing>
-          <wp:inline distT="0" distB="0" distL="0" distR="0" wp14:anchorId="453A56E3" wp14:editId="6A241436">
-            <wp:extent cx="5940425" cy="5649595"/>
-            <wp:effectExtent l="0" t="0" r="3175" b="1905"/>
-            <wp:docPr id="3" name="Рисунок 3"/>
+          <wp:inline distT="0" distB="0" distL="0" distR="0" wp14:anchorId="6A91F125" wp14:editId="6A268C14">
+            <wp:extent cx="5943600" cy="2908300"/>
+            <wp:effectExtent l="0" t="0" r="0" b="0"/>
+            <wp:docPr id="1746490349" name="Picture 1"/>
             <wp:cNvGraphicFramePr>
               <a:graphicFrameLocks xmlns:a="http://schemas.openxmlformats.org/drawingml/2006/main" noChangeAspect="1"/>
             </wp:cNvGraphicFramePr>
@@ -1568,17 +1616,11 @@
               <a:graphicData uri="http://schemas.openxmlformats.org/drawingml/2006/picture">
                 <pic:pic xmlns:pic="http://schemas.openxmlformats.org/drawingml/2006/picture">
                   <pic:nvPicPr>
-                    <pic:cNvPr id="3" name="Рисунок 3"/>
+                    <pic:cNvPr id="1746490349" name=""/>
                     <pic:cNvPicPr/>
                   </pic:nvPicPr>
                   <pic:blipFill>
-                    <a:blip r:embed="rId12" cstate="print">
-                      <a:extLst>
-                        <a:ext uri="{28A0092B-C50C-407E-A947-70E740481C1C}">
-                          <a14:useLocalDpi xmlns:a14="http://schemas.microsoft.com/office/drawing/2010/main" val="0"/>
-                        </a:ext>
-                      </a:extLst>
-                    </a:blip>
+                    <a:blip r:embed="rId14"/>
                     <a:stretch>
                       <a:fillRect/>
                     </a:stretch>
@@ -1586,7 +1628,7 @@
                   <pic:spPr>
                     <a:xfrm>
                       <a:off x="0" y="0"/>
-                      <a:ext cx="5940425" cy="5649595"/>
+                      <a:ext cx="5943600" cy="2908300"/>
                     </a:xfrm>
                     <a:prstGeom prst="rect">
                       <a:avLst/>
@@ -1603,39 +1645,43 @@
       <w:pPr>
         <w:pStyle w:val="Heading1"/>
         <w:rPr>
+          <w:lang w:val="ru-RU"/>
+        </w:rPr>
+      </w:pPr>
+      <w:r>
+        <w:rPr>
+          <w:lang w:val="ru-RU"/>
+        </w:rPr>
+        <w:t xml:space="preserve">Диаграмма развертывания, визуализирующая интеграцию с </w:t>
+      </w:r>
+      <w:r>
+        <w:rPr>
           <w:lang w:val="en-US"/>
         </w:rPr>
-      </w:pPr>
-      <w:r>
-        <w:rPr>
-          <w:lang w:val="ru-RU"/>
-        </w:rPr>
-        <w:t xml:space="preserve">Диаграмма развертывания, визуализирующая интеграцию с </w:t>
-      </w:r>
+        <w:t>EIS</w:t>
+      </w:r>
+    </w:p>
+    <w:p>
+      <w:pPr>
+        <w:jc w:val="center"/>
+      </w:pPr>
       <w:r>
         <w:rPr>
           <w:lang w:val="en-US"/>
         </w:rPr>
-        <w:t>EIS</w:t>
-      </w:r>
-    </w:p>
-    <w:p>
-      <w:pPr>
-        <w:jc w:val="center"/>
-      </w:pPr>
-      <w:r>
         <w:drawing>
-          <wp:inline xmlns:a="http://schemas.openxmlformats.org/drawingml/2006/main" xmlns:pic="http://schemas.openxmlformats.org/drawingml/2006/picture">
-            <wp:extent cx="5943600" cy="3962400"/>
-            <wp:docPr id="2006340958" name="Picture 2006340958"/>
+          <wp:inline distT="0" distB="0" distL="0" distR="0" wp14:anchorId="53E21923" wp14:editId="49961F82">
+            <wp:extent cx="5943600" cy="3068955"/>
+            <wp:effectExtent l="0" t="0" r="0" b="4445"/>
+            <wp:docPr id="1918340732" name="Picture 1"/>
             <wp:cNvGraphicFramePr>
-              <a:graphicFrameLocks noChangeAspect="1"/>
+              <a:graphicFrameLocks xmlns:a="http://schemas.openxmlformats.org/drawingml/2006/main" noChangeAspect="1"/>
             </wp:cNvGraphicFramePr>
-            <a:graphic>
+            <a:graphic xmlns:a="http://schemas.openxmlformats.org/drawingml/2006/main">
               <a:graphicData uri="http://schemas.openxmlformats.org/drawingml/2006/picture">
-                <pic:pic>
+                <pic:pic xmlns:pic="http://schemas.openxmlformats.org/drawingml/2006/picture">
                   <pic:nvPicPr>
-                    <pic:cNvPr id="0" name="deployment_diagram.png"/>
+                    <pic:cNvPr id="1918340732" name=""/>
                     <pic:cNvPicPr/>
                   </pic:nvPicPr>
                   <pic:blipFill>
@@ -1647,9 +1693,11 @@
                   <pic:spPr>
                     <a:xfrm>
                       <a:off x="0" y="0"/>
-                      <a:ext cx="5943600" cy="3962400"/>
+                      <a:ext cx="5943600" cy="3068955"/>
                     </a:xfrm>
-                    <a:prstGeom prst="rect"/>
+                    <a:prstGeom prst="rect">
+                      <a:avLst/>
+                    </a:prstGeom>
                   </pic:spPr>
                 </pic:pic>
               </a:graphicData>
@@ -1694,7 +1742,19 @@
     </w:p>
     <w:p>
       <w:r>
-        <w:t>В ходе работы над этой лабораторной работой мы познакомились и попрактиковались в асинхронной обработке задач при помощи брокера сообщений</w:t>
+        <w:t xml:space="preserve">В ходе работы над этой лабораторной работой мы познакомились и попрактиковались в </w:t>
+      </w:r>
+      <w:r>
+        <w:t xml:space="preserve">проектировании кейсов с </w:t>
+      </w:r>
+      <w:r>
+        <w:t>асинхронной обработк</w:t>
+      </w:r>
+      <w:r>
+        <w:t xml:space="preserve">ой </w:t>
+      </w:r>
+      <w:r>
+        <w:t>задач при помощи брокера сообщений</w:t>
       </w:r>
       <w:r>
         <w:t xml:space="preserve"> </w:t>
@@ -1715,7 +1775,7 @@
         <w:t>ActiveMQ</w:t>
       </w:r>
       <w:r>
-        <w:t xml:space="preserve">, связывающего разные узлы приложения. Так же разобрались, как подключать внешние корпоративные системы с помощью </w:t>
+        <w:t xml:space="preserve">. Так же разобрались, как подключать внешние корпоративные системы с помощью </w:t>
       </w:r>
       <w:r>
         <w:rPr>
@@ -1724,7 +1784,7 @@
         <w:t>JCA</w:t>
       </w:r>
       <w:r>
-        <w:t>.</w:t>
+        <w:t xml:space="preserve"> и попрактиковались с крон-выражениями и реализацией спринг движка.</w:t>
       </w:r>
     </w:p>
     <w:sectPr>
@@ -1738,7 +1798,7 @@
 </file>
 
 <file path=word/styles.xml><?xml version="1.0" encoding="utf-8"?>
-<w:styles xmlns:mc="http://schemas.openxmlformats.org/markup-compatibility/2006" xmlns:r="http://schemas.openxmlformats.org/officeDocument/2006/relationships" xmlns:w="http://schemas.openxmlformats.org/wordprocessingml/2006/main" xmlns:w14="http://schemas.microsoft.com/office/word/2010/wordml" xmlns:w15="http://schemas.microsoft.com/office/word/2012/wordml" xmlns:w16cex="http://schemas.microsoft.com/office/word/2018/wordml/cex" xmlns:w16cid="http://schemas.microsoft.com/office/word/2016/wordml/cid" xmlns:w16="http://schemas.microsoft.com/office/word/2018/wordml" xmlns:w16du="http://schemas.microsoft.com/office/word/2023/wordml/word16du" xmlns:w16sdtdh="http://schemas.microsoft.com/office/word/2020/wordml/sdtdatahash" xmlns:w16sdtfl="http://schemas.microsoft.com/office/word/2024/wordml/sdtformatlock" xmlns:w16se="http://schemas.microsoft.com/office/word/2015/wordml/symex" mc:Ignorable="w14 w15 w16se w16cid w16 w16cex w16sdtdh w16sdtfl w16du">
+<w:styles xmlns:mc="http://schemas.openxmlformats.org/markup-compatibility/2006" xmlns:r="http://schemas.openxmlformats.org/officeDocument/2006/relationships" xmlns:w="http://schemas.openxmlformats.org/wordprocessingml/2006/main" xmlns:w14="http://schemas.microsoft.com/office/word/2010/wordml" xmlns:w15="http://schemas.microsoft.com/office/word/2012/wordml" xmlns:w16cex="http://schemas.microsoft.com/office/word/2018/wordml/cex" xmlns:w16cid="http://schemas.microsoft.com/office/word/2016/wordml/cid" xmlns:w16="http://schemas.microsoft.com/office/word/2018/wordml" xmlns:w16sdtdh="http://schemas.microsoft.com/office/word/2020/wordml/sdtdatahash" xmlns:w16sdtfl="http://schemas.microsoft.com/office/word/2024/wordml/sdtformatlock" xmlns:w16se="http://schemas.microsoft.com/office/word/2015/wordml/symex" xmlns:w16du="http://schemas.microsoft.com/office/word/2023/wordml/word16du" mc:Ignorable="w14 w15 w16se w16cid w16 w16cex w16sdtdh w16sdtfl w16du">
   <w:docDefaults>
     <w:rPrDefault>
       <w:rPr>
